--- a/scopus/Scopus_QA_Flow.docx
+++ b/scopus/Scopus_QA_Flow.docx
@@ -20,7 +20,7 @@
     </w:p>
     <w:p>
       <w:r>
-        <w:t>Generated 2026-08-17 from scopus/make_qa_flow.py. Every command below was run in this order on T7ARYZ0009769Z2, and every “Expected” block is what came back. Counters, timestamps and file sizes change run to run; the shape and the marked values do not.</w:t>
+        <w:t>Generated 2026-08-19 from scopus/make_qa_flow.py. Every command below was run in this order on T7ARYZ0009769Z2, and every “Expected” block is what came back. Counters, timestamps and file sizes change run to run; the shape and the marked values do not.</w:t>
       </w:r>
     </w:p>
     <w:p>
@@ -1310,7 +1310,272 @@
         <w:pStyle w:val="Heading2"/>
       </w:pPr>
       <w:r>
-        <w:t>Step 9 — Finish</w:t>
+        <w:t>Step 9 — The box being moved</w:t>
+      </w:r>
+    </w:p>
+    <w:p>
+      <w:r>
+        <w:t>Everything up to here is about what the camera sees. This step is about the unit itself being moved — picked up, knocked or tilted — which the board's own movement sensor reports, separately from anything in the picture.</w:t>
+      </w:r>
+    </w:p>
+    <w:p>
+      <w:r>
+        <w:t>Step 4 enabled people and vehicles only (0x30). Turn the two motion events on as well, and shorten the wait before a stop is reported:</w:t>
+      </w:r>
+    </w:p>
+    <w:p>
+      <w:pPr>
+        <w:spacing w:after="80"/>
+        <w:ind w:left="432"/>
+      </w:pPr>
+      <w:r>
+        <w:rPr>
+          <w:rFonts w:ascii="Consolas" w:hAnsi="Consolas"/>
+          <w:b/>
+          <w:color w:val="1F3D7A"/>
+          <w:sz w:val="18"/>
+        </w:rPr>
+        <w:t>cd ~/work/itpnovex/edgeai &amp;&amp; python3 scopus/cam.py "notify enable 0x3f"</w:t>
+      </w:r>
+    </w:p>
+    <w:p>
+      <w:pPr>
+        <w:spacing w:after="80"/>
+        <w:ind w:left="432"/>
+      </w:pPr>
+      <w:r>
+        <w:rPr>
+          <w:rFonts w:ascii="Consolas" w:hAnsi="Consolas"/>
+          <w:b/>
+          <w:color w:val="1F3D7A"/>
+          <w:sz w:val="18"/>
+        </w:rPr>
+        <w:t>cd ~/work/itpnovex/edgeai &amp;&amp; python3 scopus/cam.py "motion sense 50 10"</w:t>
+      </w:r>
+    </w:p>
+    <w:p>
+      <w:r>
+        <w:t>Then move the box: pick it up, put it down, or tap it firmly. If nobody is next to the unit, run this instead — the sensor pushes its own measuring element, which is a real movement:</w:t>
+      </w:r>
+    </w:p>
+    <w:p>
+      <w:pPr>
+        <w:spacing w:after="80"/>
+        <w:ind w:left="432"/>
+      </w:pPr>
+      <w:r>
+        <w:rPr>
+          <w:rFonts w:ascii="Consolas" w:hAnsi="Consolas"/>
+          <w:b/>
+          <w:color w:val="1F3D7A"/>
+          <w:sz w:val="18"/>
+        </w:rPr>
+        <w:t>cd ~/work/itpnovex/edgeai &amp;&amp; python3 scopus/cam.py "motion selftest"</w:t>
+      </w:r>
+    </w:p>
+    <w:p>
+      <w:pPr>
+        <w:spacing w:after="40"/>
+      </w:pPr>
+      <w:r>
+        <w:rPr>
+          <w:b/>
+          <w:color w:val="1E6B2E"/>
+          <w:sz w:val="20"/>
+        </w:rPr>
+        <w:t>In Window A, without you typing anything further:</w:t>
+      </w:r>
+    </w:p>
+    <w:p>
+      <w:pPr>
+        <w:spacing w:after="80"/>
+        <w:ind w:left="432"/>
+      </w:pPr>
+      <w:r>
+        <w:rPr>
+          <w:rFonts w:ascii="Consolas" w:hAnsi="Consolas"/>
+          <w:sz w:val="18"/>
+        </w:rPr>
+        <w:t>[17:02:17] NOTIFICATION   from 192.168.2.2  ser=4194336 num=0 rsn=2 rsd=688</w:t>
+        <w:br/>
+        <w:t>[17:02:33] NOTIFICATION   from 192.168.2.2  ser=4194336 num=1 rsn=4 rsd=15</w:t>
+      </w:r>
+    </w:p>
+    <w:tbl>
+      <w:tblPr>
+        <w:tblStyle w:val="LightGrid-Accent1"/>
+        <w:tblW w:type="auto" w:w="0"/>
+        <w:tblLook w:firstColumn="1" w:firstRow="1" w:lastColumn="0" w:lastRow="0" w:noHBand="0" w:noVBand="1" w:val="04A0"/>
+      </w:tblPr>
+      <w:tblGrid>
+        <w:gridCol w:w="4320"/>
+        <w:gridCol w:w="4320"/>
+      </w:tblGrid>
+      <w:tr>
+        <w:tc>
+          <w:tcPr>
+            <w:tcW w:type="dxa" w:w="4320"/>
+          </w:tcPr>
+          <w:p>
+            <w:r>
+              <w:t>Field</w:t>
+            </w:r>
+          </w:p>
+        </w:tc>
+        <w:tc>
+          <w:tcPr>
+            <w:tcW w:type="dxa" w:w="4320"/>
+          </w:tcPr>
+          <w:p>
+            <w:r>
+              <w:t>Meaning</w:t>
+            </w:r>
+          </w:p>
+        </w:tc>
+      </w:tr>
+      <w:tr>
+        <w:tc>
+          <w:tcPr>
+            <w:tcW w:type="dxa" w:w="4320"/>
+          </w:tcPr>
+          <w:p>
+            <w:r>
+              <w:t>rsn=2</w:t>
+            </w:r>
+          </w:p>
+        </w:tc>
+        <w:tc>
+          <w:tcPr>
+            <w:tcW w:type="dxa" w:w="4320"/>
+          </w:tcPr>
+          <w:p>
+            <w:r>
+              <w:t>Motion start — the unit began moving.</w:t>
+            </w:r>
+          </w:p>
+        </w:tc>
+      </w:tr>
+      <w:tr>
+        <w:tc>
+          <w:tcPr>
+            <w:tcW w:type="dxa" w:w="4320"/>
+          </w:tcPr>
+          <w:p>
+            <w:r>
+              <w:t>rsn=4</w:t>
+            </w:r>
+          </w:p>
+        </w:tc>
+        <w:tc>
+          <w:tcPr>
+            <w:tcW w:type="dxa" w:w="4320"/>
+          </w:tcPr>
+          <w:p>
+            <w:r>
+              <w:t>Motion stop — it has been still for the timeout you set (10 seconds above).</w:t>
+            </w:r>
+          </w:p>
+        </w:tc>
+      </w:tr>
+      <w:tr>
+        <w:tc>
+          <w:tcPr>
+            <w:tcW w:type="dxa" w:w="4320"/>
+          </w:tcPr>
+          <w:p>
+            <w:r>
+              <w:t>rsd</w:t>
+            </w:r>
+          </w:p>
+        </w:tc>
+        <w:tc>
+          <w:tcPr>
+            <w:tcW w:type="dxa" w:w="4320"/>
+          </w:tcPr>
+          <w:p>
+            <w:r>
+              <w:t>On start, how big the disturbance was, in mg. On stop, how long the movement lasted, in seconds.</w:t>
+            </w:r>
+          </w:p>
+        </w:tc>
+      </w:tr>
+      <w:tr>
+        <w:tc>
+          <w:tcPr>
+            <w:tcW w:type="dxa" w:w="4320"/>
+          </w:tcPr>
+          <w:p>
+            <w:r>
+              <w:t>mtn</w:t>
+            </w:r>
+          </w:p>
+        </w:tc>
+        <w:tc>
+          <w:tcPr>
+            <w:tcW w:type="dxa" w:w="4320"/>
+          </w:tcPr>
+          <w:p>
+            <w:r>
+              <w:t>1 while the box is moving. It appears on every notification, so an event sent during a move says so.</w:t>
+            </w:r>
+          </w:p>
+        </w:tc>
+      </w:tr>
+    </w:tbl>
+    <w:p>
+      <w:pPr>
+        <w:ind w:left="432"/>
+      </w:pPr>
+      <w:r>
+        <w:rPr>
+          <w:i/>
+          <w:color w:val="444444"/>
+          <w:sz w:val="18"/>
+        </w:rPr>
+        <w:t>Walking in front of the camera must NOT produce rsn=2 or rsn=4. If it does, report it: motion means the box moving, not the scene changing.</w:t>
+      </w:r>
+    </w:p>
+    <w:p>
+      <w:r>
+        <w:t>Put the settings back when you are done:</w:t>
+      </w:r>
+    </w:p>
+    <w:p>
+      <w:pPr>
+        <w:spacing w:after="80"/>
+        <w:ind w:left="432"/>
+      </w:pPr>
+      <w:r>
+        <w:rPr>
+          <w:rFonts w:ascii="Consolas" w:hAnsi="Consolas"/>
+          <w:b/>
+          <w:color w:val="1F3D7A"/>
+          <w:sz w:val="18"/>
+        </w:rPr>
+        <w:t>cd ~/work/itpnovex/edgeai &amp;&amp; python3 scopus/cam.py "motion sense 50 30"</w:t>
+      </w:r>
+    </w:p>
+    <w:p>
+      <w:pPr>
+        <w:spacing w:after="80"/>
+        <w:ind w:left="432"/>
+      </w:pPr>
+      <w:r>
+        <w:rPr>
+          <w:rFonts w:ascii="Consolas" w:hAnsi="Consolas"/>
+          <w:b/>
+          <w:color w:val="1F3D7A"/>
+          <w:sz w:val="18"/>
+        </w:rPr>
+        <w:t>cd ~/work/itpnovex/edgeai &amp;&amp; python3 scopus/cam.py "notify enable 0x30"</w:t>
+      </w:r>
+    </w:p>
+    <w:p>
+      <w:pPr>
+        <w:pStyle w:val="Heading2"/>
+      </w:pPr>
+      <w:r>
+        <w:t>Step 10 — Finish</w:t>
       </w:r>
     </w:p>
     <w:p>
@@ -1514,6 +1779,28 @@
           <w:p>
             <w:r>
               <w:t>7</w:t>
+            </w:r>
+          </w:p>
+        </w:tc>
+        <w:tc>
+          <w:tcPr>
+            <w:tcW w:type="dxa" w:w="8496"/>
+          </w:tcPr>
+          <w:p>
+            <w:r>
+              <w:t>Moving the box (or motion selftest) produces rsn=2 and then rsn=4, and walking in front of the camera produces neither.</w:t>
+            </w:r>
+          </w:p>
+        </w:tc>
+      </w:tr>
+      <w:tr>
+        <w:tc>
+          <w:tcPr>
+            <w:tcW w:type="dxa" w:w="576"/>
+          </w:tcPr>
+          <w:p>
+            <w:r>
+              <w:t>8</w:t>
             </w:r>
           </w:p>
         </w:tc>
@@ -3318,6 +3605,14 @@
         <w:br/>
         <w:t>cd ~/work/itpnovex/edgeai &amp;&amp; python3 scopus/cam.py "photo upload" --wait 40</w:t>
         <w:br/>
+        <w:t>cd ~/work/itpnovex/edgeai &amp;&amp; python3 scopus/cam.py "notify enable 0x3f"</w:t>
+        <w:br/>
+        <w:t>cd ~/work/itpnovex/edgeai &amp;&amp; python3 scopus/cam.py "motion sense 50 10"</w:t>
+        <w:br/>
+        <w:t>cd ~/work/itpnovex/edgeai &amp;&amp; python3 scopus/cam.py "motion selftest"      # or move the box by hand</w:t>
+        <w:br/>
+        <w:t>cd ~/work/itpnovex/edgeai &amp;&amp; python3 scopus/cam.py "motion sense 50 30"</w:t>
+        <w:br/>
         <w:t>ls -lt ~/scopus-received | head -3</w:t>
       </w:r>
     </w:p>

--- a/scopus/Scopus_QA_Flow.docx
+++ b/scopus/Scopus_QA_Flow.docx
@@ -20,7 +20,7 @@
     </w:p>
     <w:p>
       <w:r>
-        <w:t>Generated 2026-08-19 from scopus/make_qa_flow.py. Every command below was run in this order on T7ARYZ0009769Z2, and every “Expected” block is what came back. Counters, timestamps and file sizes change run to run; the shape and the marked values do not.</w:t>
+        <w:t>Generated 2026-09-02 from scopus/make_qa_flow.py. Every command below was run in this order on 100.115.215.6, and every “Expected” block is what came back. Counters, timestamps and file sizes change run to run; the shape and the marked values do not.</w:t>
       </w:r>
     </w:p>
     <w:p>
@@ -98,7 +98,7 @@
           </w:tcPr>
           <w:p>
             <w:r>
-              <w:t>T7ARYZ0009769Z2 — ssh -p 4322 user@100.115.215.6</w:t>
+              <w:t>100.115.215.6 — ssh -p 4322 user@100.115.215.6</w:t>
             </w:r>
           </w:p>
         </w:tc>
